--- a/docs/technical/Connex_Technical_Development_Plan.docx
+++ b/docs/technical/Connex_Technical_Development_Plan.docx
@@ -2033,7 +2033,7 @@
                 <w:color w:val="3A3A3A"/>
                 <w:sz w:val="20"/>
               </w:rPr>
-              <w:t>Free tier covers MVP — replaces 4 separate tools</w:t>
+              <w:t>Free tier covers MVP — one service handles sessions, data, and live chat</w:t>
             </w:r>
           </w:p>
         </w:tc>
@@ -2071,7 +2071,7 @@
                 <w:color w:val="3A3A3A"/>
                 <w:sz w:val="20"/>
               </w:rPr>
-              <w:t>7.x</w:t>
+              <w:t>Optional</w:t>
             </w:r>
           </w:p>
         </w:tc>
@@ -2089,7 +2089,7 @@
                 <w:color w:val="3A3A3A"/>
                 <w:sz w:val="20"/>
               </w:rPr>
-              <w:t>Session cache, rate limiting, queues</w:t>
+              <w:t>Cache and rate limiting</w:t>
             </w:r>
           </w:p>
         </w:tc>
@@ -2107,7 +2107,7 @@
                 <w:color w:val="3A3A3A"/>
                 <w:sz w:val="20"/>
               </w:rPr>
-              <w:t>Redis Cloud free tier (30MB) covers MVP needs</w:t>
+              <w:t>Backend now runs without Redis when REDIS_URL is missing</w:t>
             </w:r>
           </w:p>
         </w:tc>
@@ -2147,7 +2147,7 @@
                 <w:color w:val="3A3A3A"/>
                 <w:sz w:val="20"/>
               </w:rPr>
-              <w:t>3.x</w:t>
+              <w:t>4.x</w:t>
             </w:r>
           </w:p>
         </w:tc>
@@ -2205,7 +2205,7 @@
                 <w:color w:val="3A3A3A"/>
                 <w:sz w:val="20"/>
               </w:rPr>
-              <w:t>JWT</w:t>
+              <w:t>Supabase Auth</w:t>
             </w:r>
           </w:p>
         </w:tc>
@@ -2241,7 +2241,7 @@
                 <w:color w:val="3A3A3A"/>
                 <w:sz w:val="20"/>
               </w:rPr>
-              <w:t>Authentication tokens</w:t>
+              <w:t>Authentication sessions</w:t>
             </w:r>
           </w:p>
         </w:tc>
@@ -2259,7 +2259,7 @@
                 <w:color w:val="3A3A3A"/>
                 <w:sz w:val="20"/>
               </w:rPr>
-              <w:t>Stateless auth — works perfectly with Supabase</w:t>
+              <w:t>Mobile signs in directly and backend verifies Supabase access tokens</w:t>
             </w:r>
           </w:p>
         </w:tc>
@@ -2318,7 +2318,7 @@
                 <w:color w:val="3A3A3A"/>
                 <w:sz w:val="20"/>
               </w:rPr>
-              <w:t>Password hashing</w:t>
+              <w:t>Legacy-password migration</w:t>
             </w:r>
           </w:p>
         </w:tc>
@@ -2337,7 +2337,7 @@
                 <w:color w:val="3A3A3A"/>
                 <w:sz w:val="20"/>
               </w:rPr>
-              <w:t>Industry standard — never store plain passwords</w:t>
+              <w:t>Used only to migrate older custom-auth users safely</w:t>
             </w:r>
           </w:p>
         </w:tc>
@@ -2663,7 +2663,7 @@
                 <w:color w:val="3A3A3A"/>
                 <w:sz w:val="20"/>
               </w:rPr>
-              <w:t>Redis Cloud</w:t>
+              <w:t>Redis / Upstash</w:t>
             </w:r>
           </w:p>
         </w:tc>
@@ -2682,7 +2682,7 @@
                 <w:color w:val="3A3A3A"/>
                 <w:sz w:val="20"/>
               </w:rPr>
-              <w:t>30MB free forever</w:t>
+              <w:t>Optional free tier</w:t>
             </w:r>
           </w:p>
         </w:tc>
@@ -2701,7 +2701,7 @@
                 <w:color w:val="3A3A3A"/>
                 <w:sz w:val="20"/>
               </w:rPr>
-              <w:t>Session tokens, rate limiting, notification queues</w:t>
+              <w:t>Cache and rate limiting when enabled</w:t>
             </w:r>
           </w:p>
         </w:tc>
@@ -4023,7 +4023,7 @@
                 <w:color w:val="3A3A3A"/>
                 <w:sz w:val="20"/>
               </w:rPr>
-              <w:t>Create account, connect to GitHub repo</w:t>
+              <w:t>Optional: create account only when you need hosted backend deployment</w:t>
             </w:r>
           </w:p>
         </w:tc>
@@ -4044,7 +4044,7 @@
                 <w:color w:val="3A3A3A"/>
                 <w:sz w:val="20"/>
               </w:rPr>
-              <w:t>Redis Cloud</w:t>
+              <w:t>Upstash Redis</w:t>
             </w:r>
           </w:p>
         </w:tc>
@@ -4063,7 +4063,7 @@
                 <w:color w:val="3A3A3A"/>
                 <w:sz w:val="20"/>
               </w:rPr>
-              <w:t>redis.com/try-free</w:t>
+              <w:t>upstash.com</w:t>
             </w:r>
           </w:p>
         </w:tc>
@@ -4082,7 +4082,7 @@
                 <w:color w:val="3A3A3A"/>
                 <w:sz w:val="20"/>
               </w:rPr>
-              <w:t>Create account, create free 30MB database</w:t>
+              <w:t>Optional: create only if in-memory fallback is no longer enough</w:t>
             </w:r>
           </w:p>
         </w:tc>
@@ -4415,7 +4415,7 @@
           <w:color w:val="005500"/>
           <w:sz w:val="18"/>
         </w:rPr>
-        <w:t># Redis</w:t>
+        <w:t># Supabase Auth</w:t>
       </w:r>
     </w:p>
     <w:p>
@@ -4429,7 +4429,7 @@
           <w:color w:val="005500"/>
           <w:sz w:val="18"/>
         </w:rPr>
-        <w:t>REDIS_URL=your_redis_cloud_connection_string</w:t>
+        <w:t>SUPABASE_ANON_KEY=your_supabase_anon_key</w:t>
       </w:r>
     </w:p>
     <w:p>
@@ -4456,7 +4456,7 @@
           <w:color w:val="005500"/>
           <w:sz w:val="18"/>
         </w:rPr>
-        <w:t># JWT</w:t>
+        <w:t># Redis (optional)</w:t>
       </w:r>
     </w:p>
     <w:p>
@@ -4470,21 +4470,7 @@
           <w:color w:val="005500"/>
           <w:sz w:val="18"/>
         </w:rPr>
-        <w:t>JWT_SECRET=a_long_random_string_minimum_32_characters</w:t>
-      </w:r>
-    </w:p>
-    <w:p>
-      <w:pPr>
-        <w:spacing w:before="80" w:after="80"/>
-        <w:ind w:left="432"/>
-      </w:pPr>
-      <w:r>
-        <w:rPr>
-          <w:rFonts w:ascii="Courier New" w:hAnsi="Courier New"/>
-          <w:color w:val="005500"/>
-          <w:sz w:val="18"/>
-        </w:rPr>
-        <w:t>JWT_EXPIRES_IN=7d</w:t>
+        <w:t>REDIS_URL=your_optional_redis_connection_string</w:t>
       </w:r>
     </w:p>
     <w:p>
@@ -10137,7 +10123,7 @@
                 <w:color w:val="3A3A3A"/>
                 <w:sz w:val="20"/>
               </w:rPr>
-              <w:t>JWT token verification — protects all private routes</w:t>
+              <w:t>Supabase access-token verification — protects all private routes</w:t>
             </w:r>
           </w:p>
         </w:tc>
@@ -11499,7 +11485,7 @@
                 <w:color w:val="3A3A3A"/>
                 <w:sz w:val="20"/>
               </w:rPr>
-              <w:t>jwt.utils.ts</w:t>
+              <w:t>hash.utils.ts</w:t>
             </w:r>
           </w:p>
         </w:tc>
@@ -11517,7 +11503,7 @@
                 <w:color w:val="3A3A3A"/>
                 <w:sz w:val="20"/>
               </w:rPr>
-              <w:t>Sign, verify, and decode JWT tokens</w:t>
+              <w:t>Legacy bcrypt password migration helpers</w:t>
             </w:r>
           </w:p>
         </w:tc>
@@ -11557,7 +11543,7 @@
                 <w:color w:val="3A3A3A"/>
                 <w:sz w:val="20"/>
               </w:rPr>
-              <w:t>hash.utils.ts</w:t>
+              <w:t>response.utils.ts</w:t>
             </w:r>
           </w:p>
         </w:tc>
@@ -11565,62 +11551,6 @@
           <w:tcPr>
             <w:tcW w:type="dxa" w:w="3456"/>
             <w:shd w:val="clear" w:color="auto" w:fill="EFF4F1"/>
-          </w:tcPr>
-          <w:p>
-            <w:pPr>
-              <w:spacing w:before="80" w:after="80"/>
-            </w:pPr>
-            <w:r>
-              <w:rPr>
-                <w:rFonts w:ascii="Garamond" w:hAnsi="Garamond"/>
-                <w:color w:val="3A3A3A"/>
-                <w:sz w:val="20"/>
-              </w:rPr>
-              <w:t>bcrypt password hash and compare functions</w:t>
-            </w:r>
-          </w:p>
-        </w:tc>
-      </w:tr>
-      <w:tr>
-        <w:tc>
-          <w:tcPr>
-            <w:tcW w:type="dxa" w:w="2880"/>
-          </w:tcPr>
-          <w:p>
-            <w:pPr>
-              <w:spacing w:before="80" w:after="80"/>
-            </w:pPr>
-            <w:r>
-              <w:rPr>
-                <w:rFonts w:ascii="Garamond" w:hAnsi="Garamond"/>
-                <w:color w:val="3A3A3A"/>
-                <w:sz w:val="20"/>
-              </w:rPr>
-              <w:t>src/utils/</w:t>
-            </w:r>
-          </w:p>
-        </w:tc>
-        <w:tc>
-          <w:tcPr>
-            <w:tcW w:type="dxa" w:w="2880"/>
-          </w:tcPr>
-          <w:p>
-            <w:pPr>
-              <w:spacing w:before="80" w:after="80"/>
-            </w:pPr>
-            <w:r>
-              <w:rPr>
-                <w:rFonts w:ascii="Garamond" w:hAnsi="Garamond"/>
-                <w:color w:val="3A3A3A"/>
-                <w:sz w:val="20"/>
-              </w:rPr>
-              <w:t>response.utils.ts</w:t>
-            </w:r>
-          </w:p>
-        </w:tc>
-        <w:tc>
-          <w:tcPr>
-            <w:tcW w:type="dxa" w:w="3456"/>
           </w:tcPr>
           <w:p>
             <w:pPr>
@@ -26997,7 +26927,7 @@
           <w:color w:val="3A3A3A"/>
           <w:sz w:val="22"/>
         </w:rPr>
-        <w:t>npm install express cors helmet zod bcrypt jsonwebtoken @supabase/supabase-js ioredis firebase-admin node-cron multer &amp;&amp; npm install -D typescript @types/node @types/express</w:t>
+        <w:t>npm install express cors helmet zod bcryptjs @supabase/supabase-js ioredis firebase-admin node-cron multer &amp;&amp; npm install -D typescript @types/node @types/express</w:t>
       </w:r>
     </w:p>
     <w:p>
@@ -27376,7 +27306,7 @@
           <w:color w:val="3A3A3A"/>
           <w:sz w:val="22"/>
         </w:rPr>
-        <w:t>Full register → login → token refresh flow. Users can create an account, log in, and receive a JWT token that protects all other routes.</w:t>
+        <w:t>Direct mobile Supabase sign-up/sign-in with a backend legacy-account bridge. Protected backend routes verify Supabase access tokens instead of issuing custom JWTs.</w:t>
       </w:r>
     </w:p>
     <w:p>
@@ -27445,7 +27375,7 @@
           <w:color w:val="3A3A3A"/>
           <w:sz w:val="22"/>
         </w:rPr>
-        <w:t>1. Backend auth endpoints → 2. Test with Postman → 3. Build mobile auth screens → 4. Connect screens to API</w:t>
+        <w:t>1. Disable email confirmation in Supabase Auth for password signup → 2. Build mobile auth screens → 3. Sync app user profiles → 4. Keep backend bridge only for legacy-account migration</w:t>
       </w:r>
     </w:p>
     <w:p>
@@ -27468,7 +27398,7 @@
           <w:color w:val="3A3A3A"/>
           <w:sz w:val="22"/>
         </w:rPr>
-        <w:t>Register a new user via Postman. Log in. Use returned token to hit a protected route. Confirm it works.</w:t>
+        <w:t>Register a new user on mobile. Confirm Supabase session exists locally. Use the access token on a protected backend route. Confirm it works.</w:t>
       </w:r>
     </w:p>
     <w:p>
@@ -31327,7 +31257,7 @@
                 <w:color w:val="3A3A3A"/>
                 <w:sz w:val="20"/>
               </w:rPr>
-              <w:t>Redis Cloud</w:t>
+              <w:t>Upstash Redis</w:t>
             </w:r>
           </w:p>
         </w:tc>
@@ -31386,11 +31316,11 @@
                 <w:color w:val="3A3A3A"/>
                 <w:sz w:val="20"/>
               </w:rPr>
-              <w:t>1. Create free instance at redis.com</w:t>
+              <w:t>1. Create optional instance at upstash.com</w:t>
               <w:br/>
-              <w:t>2. Copy connection string to .env</w:t>
+              <w:t>2. Copy REDIS_URL to .env</w:t>
               <w:br/>
-              <w:t>3. Use for session cache and rate limiting</w:t>
+              <w:t>3. Use for cache and rate limiting only when needed</w:t>
             </w:r>
           </w:p>
         </w:tc>
@@ -33187,7 +33117,7 @@
                 <w:color w:val="3A3A3A"/>
                 <w:sz w:val="20"/>
               </w:rPr>
-              <w:t>JWT token returned, lands on Chat screen</w:t>
+              <w:t>Supabase session returned, lands on Chat screen</w:t>
             </w:r>
           </w:p>
         </w:tc>
